--- a/src/content/bios/Spaak-P-H 2015.docx
+++ b/src/content/bios/Spaak-P-H 2015.docx
@@ -11817,7 +11817,7 @@
           <w:sz w:val="24"/>
           <w:szCs w:val="24"/>
         </w:rPr>
-        <w:t xml:space="preserve">, 7 April 1957, 14+. </w:t>
+        <w:t xml:space="preserve">, 7 April 1957, 14+; </w:t>
       </w:r>
       <w:r>
         <w:rPr>
